--- a/docs/launch-kit/pre-launch-checklist.docx
+++ b/docs/launch-kit/pre-launch-checklist.docx
@@ -2,7 +2,7 @@
 <file path=word/document.xml><?xml version="1.0" encoding="utf-8"?>
 <w:document xmlns:w="http://schemas.openxmlformats.org/wordprocessingml/2006/main" xmlns:m="http://schemas.openxmlformats.org/officeDocument/2006/math" xmlns:r="http://schemas.openxmlformats.org/officeDocument/2006/relationships" xmlns:o="urn:schemas-microsoft-com:office:office" xmlns:v="urn:schemas-microsoft-com:vml" xmlns:w10="urn:schemas-microsoft-com:office:word" xmlns:a="http://schemas.openxmlformats.org/drawingml/2006/main" xmlns:pic="http://schemas.openxmlformats.org/drawingml/2006/picture" xmlns:wp="http://schemas.openxmlformats.org/drawingml/2006/wordprocessingDrawing">
   <w:body>
-    <w:bookmarkStart w:id="59" w:name="compoundiq-pre-launch-checklist"/>
+    <w:bookmarkStart w:id="61" w:name="compoundiq-pre-launch-checklist"/>
     <w:p>
       <w:pPr>
         <w:pStyle w:val="Heading1"/>
@@ -317,7 +317,7 @@
               <w:pStyle w:val="Compact"/>
             </w:pPr>
             <w:r>
-              <w:t xml:space="preserve">7</w:t>
+              <w:t xml:space="preserve">8</w:t>
             </w:r>
           </w:p>
         </w:tc>
@@ -350,7 +350,7 @@
               <w:pStyle w:val="Compact"/>
             </w:pPr>
             <w:r>
-              <w:t xml:space="preserve">7</w:t>
+              <w:t xml:space="preserve">8</w:t>
             </w:r>
           </w:p>
         </w:tc>
@@ -439,7 +439,7 @@
                 <w:b/>
                 <w:bCs/>
               </w:rPr>
-              <w:t xml:space="preserve">28</w:t>
+              <w:t xml:space="preserve">29</w:t>
             </w:r>
           </w:p>
         </w:tc>
@@ -484,7 +484,7 @@
                 <w:b/>
                 <w:bCs/>
               </w:rPr>
-              <w:t xml:space="preserve">28</w:t>
+              <w:t xml:space="preserve">29</w:t>
             </w:r>
           </w:p>
         </w:tc>
@@ -3845,7 +3845,7 @@
     </w:p>
     <w:bookmarkEnd w:id="24"/>
     <w:bookmarkEnd w:id="25"/>
-    <w:bookmarkStart w:id="34" w:name="bucket-3-production-readiness"/>
+    <w:bookmarkStart w:id="36" w:name="bucket-3-production-readiness"/>
     <w:p>
       <w:pPr>
         <w:pStyle w:val="Heading2"/>
@@ -5279,6 +5279,215 @@
         <w:t xml:space="preserve">Design Partner Agreement promises 2-hour response for critical issues — actually plan to honor this.</w:t>
       </w:r>
     </w:p>
+    <w:bookmarkEnd w:id="33"/>
+    <w:bookmarkStart w:id="35" w:name="mobile-device-validation"/>
+    <w:p>
+      <w:pPr>
+        <w:pStyle w:val="Heading3"/>
+      </w:pPr>
+      <w:r>
+        <w:t xml:space="preserve">3.8 Mobile Device Validation</w:t>
+      </w:r>
+    </w:p>
+    <w:p>
+      <w:pPr>
+        <w:pStyle w:val="Compact"/>
+        <w:numPr>
+          <w:ilvl w:val="0"/>
+          <w:numId w:val="1034"/>
+        </w:numPr>
+      </w:pPr>
+      <w:r>
+        <w:t xml:space="preserve">☐</w:t>
+      </w:r>
+      <w:r>
+        <w:t xml:space="preserve"> </w:t>
+      </w:r>
+      <w:r>
+        <w:rPr>
+          <w:b/>
+          <w:bCs/>
+        </w:rPr>
+        <w:t xml:space="preserve">Status:</w:t>
+      </w:r>
+      <w:r>
+        <w:t xml:space="preserve"> </w:t>
+      </w:r>
+      <w:r>
+        <w:t xml:space="preserve">Not started</w:t>
+      </w:r>
+    </w:p>
+    <w:p>
+      <w:pPr>
+        <w:pStyle w:val="Compact"/>
+        <w:numPr>
+          <w:ilvl w:val="0"/>
+          <w:numId w:val="1034"/>
+        </w:numPr>
+      </w:pPr>
+      <w:r>
+        <w:rPr>
+          <w:b/>
+          <w:bCs/>
+        </w:rPr>
+        <w:t xml:space="preserve">What:</w:t>
+      </w:r>
+      <w:r>
+        <w:t xml:space="preserve"> </w:t>
+      </w:r>
+      <w:r>
+        <w:t xml:space="preserve">End-to-end patient checkout flow tested on a real iPhone (Safari) and a real Android phone (Chrome). Clinic app and ops dashboard tested on iPad Safari and iPhone Safari for graceful degradation.</w:t>
+      </w:r>
+    </w:p>
+    <w:p>
+      <w:pPr>
+        <w:pStyle w:val="Compact"/>
+        <w:numPr>
+          <w:ilvl w:val="0"/>
+          <w:numId w:val="1034"/>
+        </w:numPr>
+      </w:pPr>
+      <w:r>
+        <w:rPr>
+          <w:b/>
+          <w:bCs/>
+        </w:rPr>
+        <w:t xml:space="preserve">Why:</w:t>
+      </w:r>
+      <w:r>
+        <w:t xml:space="preserve"> </w:t>
+      </w:r>
+      <w:r>
+        <w:t xml:space="preserve">Patient checkout is mobile-first by design — patients receive SMS and tap the link on their phone. If Apple Pay / Google Pay doesn’t render correctly on real iOS Safari or Android Chrome, the first real transaction fails silently. Zero rounds of Cowork QA ran on mobile; this is the single highest-risk validation gap before first production order.</w:t>
+      </w:r>
+    </w:p>
+    <w:p>
+      <w:pPr>
+        <w:pStyle w:val="Compact"/>
+        <w:numPr>
+          <w:ilvl w:val="0"/>
+          <w:numId w:val="1034"/>
+        </w:numPr>
+      </w:pPr>
+      <w:r>
+        <w:rPr>
+          <w:b/>
+          <w:bCs/>
+        </w:rPr>
+        <w:t xml:space="preserve">How:</w:t>
+      </w:r>
+      <w:r>
+        <w:t xml:space="preserve"> </w:t>
+      </w:r>
+      <w:r>
+        <w:t xml:space="preserve">Follow the full test plan in</w:t>
+      </w:r>
+      <w:r>
+        <w:t xml:space="preserve"> </w:t>
+      </w:r>
+      <w:hyperlink r:id="rId34">
+        <w:r>
+          <w:rPr>
+            <w:rStyle w:val="VerbatimChar"/>
+          </w:rPr>
+          <w:t xml:space="preserve">mobile-validation-test-plan.md</w:t>
+        </w:r>
+      </w:hyperlink>
+      <w:r>
+        <w:t xml:space="preserve"> </w:t>
+      </w:r>
+      <w:r>
+        <w:t xml:space="preserve">— 30-minute execution with your phone + your wife’s phone, covers all 3 applications on 4 device/browser combinations.</w:t>
+      </w:r>
+    </w:p>
+    <w:p>
+      <w:pPr>
+        <w:pStyle w:val="Compact"/>
+        <w:numPr>
+          <w:ilvl w:val="0"/>
+          <w:numId w:val="1034"/>
+        </w:numPr>
+      </w:pPr>
+      <w:r>
+        <w:rPr>
+          <w:b/>
+          <w:bCs/>
+        </w:rPr>
+        <w:t xml:space="preserve">Cost:</w:t>
+      </w:r>
+      <w:r>
+        <w:t xml:space="preserve"> </w:t>
+      </w:r>
+      <w:r>
+        <w:t xml:space="preserve">$0 (own devices) or ~$40/mo (BrowserStack / LambdaTest if no Android available)</w:t>
+      </w:r>
+    </w:p>
+    <w:p>
+      <w:pPr>
+        <w:pStyle w:val="Compact"/>
+        <w:numPr>
+          <w:ilvl w:val="0"/>
+          <w:numId w:val="1034"/>
+        </w:numPr>
+      </w:pPr>
+      <w:r>
+        <w:rPr>
+          <w:b/>
+          <w:bCs/>
+        </w:rPr>
+        <w:t xml:space="preserve">Timeline:</w:t>
+      </w:r>
+      <w:r>
+        <w:t xml:space="preserve"> </w:t>
+      </w:r>
+      <w:r>
+        <w:t xml:space="preserve">30-45 min first pass; re-run whenever frontend changes ship to /checkout/* or any mobile-responsive component</w:t>
+      </w:r>
+    </w:p>
+    <w:p>
+      <w:pPr>
+        <w:pStyle w:val="Compact"/>
+        <w:numPr>
+          <w:ilvl w:val="0"/>
+          <w:numId w:val="1034"/>
+        </w:numPr>
+      </w:pPr>
+      <w:r>
+        <w:rPr>
+          <w:b/>
+          <w:bCs/>
+        </w:rPr>
+        <w:t xml:space="preserve">Dependencies:</w:t>
+      </w:r>
+      <w:r>
+        <w:t xml:space="preserve"> </w:t>
+      </w:r>
+      <w:r>
+        <w:t xml:space="preserve">Live deployment (already met)</w:t>
+      </w:r>
+    </w:p>
+    <w:p>
+      <w:pPr>
+        <w:pStyle w:val="Compact"/>
+        <w:numPr>
+          <w:ilvl w:val="0"/>
+          <w:numId w:val="1034"/>
+        </w:numPr>
+      </w:pPr>
+      <w:r>
+        <w:rPr>
+          <w:b/>
+          <w:bCs/>
+        </w:rPr>
+        <w:t xml:space="preserve">Notes:</w:t>
+      </w:r>
+      <w:r>
+        <w:t xml:space="preserve"> </w:t>
+      </w:r>
+      <w:r>
+        <w:t xml:space="preserve">Patient checkout is the blocking gate. Clinic app and ops dashboard failures on mobile are logged as Priority 2 bugs, not launch blockers.</w:t>
+      </w:r>
+    </w:p>
     <w:p>
       <w:r>
         <w:pict>
@@ -5286,9 +5495,9 @@
         </w:pict>
       </w:r>
     </w:p>
-    <w:bookmarkEnd w:id="33"/>
-    <w:bookmarkEnd w:id="34"/>
-    <w:bookmarkStart w:id="43" w:name="bucket-4-60-day-nice-to-haves"/>
+    <w:bookmarkEnd w:id="35"/>
+    <w:bookmarkEnd w:id="36"/>
+    <w:bookmarkStart w:id="45" w:name="bucket-4-60-day-nice-to-haves"/>
     <w:p>
       <w:pPr>
         <w:pStyle w:val="Heading2"/>
@@ -5305,7 +5514,7 @@
         <w:t xml:space="preserve">Worth doing within 2 months of first real order. Not blockers, but high-leverage.</w:t>
       </w:r>
     </w:p>
-    <w:bookmarkStart w:id="35" w:name="status-page"/>
+    <w:bookmarkStart w:id="37" w:name="status-page"/>
     <w:p>
       <w:pPr>
         <w:pStyle w:val="Heading3"/>
@@ -5319,7 +5528,7 @@
         <w:pStyle w:val="Compact"/>
         <w:numPr>
           <w:ilvl w:val="0"/>
-          <w:numId w:val="1034"/>
+          <w:numId w:val="1035"/>
         </w:numPr>
       </w:pPr>
       <w:r>
@@ -5347,7 +5556,7 @@
         <w:pStyle w:val="Compact"/>
         <w:numPr>
           <w:ilvl w:val="0"/>
-          <w:numId w:val="1034"/>
+          <w:numId w:val="1035"/>
         </w:numPr>
       </w:pPr>
       <w:r>
@@ -5369,7 +5578,7 @@
         <w:pStyle w:val="Compact"/>
         <w:numPr>
           <w:ilvl w:val="0"/>
-          <w:numId w:val="1034"/>
+          <w:numId w:val="1035"/>
         </w:numPr>
       </w:pPr>
       <w:r>
@@ -5391,7 +5600,7 @@
         <w:pStyle w:val="Compact"/>
         <w:numPr>
           <w:ilvl w:val="0"/>
-          <w:numId w:val="1034"/>
+          <w:numId w:val="1035"/>
         </w:numPr>
       </w:pPr>
       <w:r>
@@ -5413,7 +5622,7 @@
         <w:pStyle w:val="Compact"/>
         <w:numPr>
           <w:ilvl w:val="0"/>
-          <w:numId w:val="1034"/>
+          <w:numId w:val="1035"/>
         </w:numPr>
       </w:pPr>
       <w:r>
@@ -5435,7 +5644,7 @@
         <w:pStyle w:val="Compact"/>
         <w:numPr>
           <w:ilvl w:val="0"/>
-          <w:numId w:val="1034"/>
+          <w:numId w:val="1035"/>
         </w:numPr>
       </w:pPr>
       <w:r>
@@ -5457,7 +5666,7 @@
         <w:pStyle w:val="Compact"/>
         <w:numPr>
           <w:ilvl w:val="0"/>
-          <w:numId w:val="1034"/>
+          <w:numId w:val="1035"/>
         </w:numPr>
       </w:pPr>
       <w:r>
@@ -5474,8 +5683,8 @@
         <w:t xml:space="preserve">___</w:t>
       </w:r>
     </w:p>
-    <w:bookmarkEnd w:id="35"/>
-    <w:bookmarkStart w:id="36" w:name="recorded-demo-video"/>
+    <w:bookmarkEnd w:id="37"/>
+    <w:bookmarkStart w:id="38" w:name="recorded-demo-video"/>
     <w:p>
       <w:pPr>
         <w:pStyle w:val="Heading3"/>
@@ -5489,7 +5698,7 @@
         <w:pStyle w:val="Compact"/>
         <w:numPr>
           <w:ilvl w:val="0"/>
-          <w:numId w:val="1035"/>
+          <w:numId w:val="1036"/>
         </w:numPr>
       </w:pPr>
       <w:r>
@@ -5517,7 +5726,7 @@
         <w:pStyle w:val="Compact"/>
         <w:numPr>
           <w:ilvl w:val="0"/>
-          <w:numId w:val="1035"/>
+          <w:numId w:val="1036"/>
         </w:numPr>
       </w:pPr>
       <w:r>
@@ -5539,7 +5748,7 @@
         <w:pStyle w:val="Compact"/>
         <w:numPr>
           <w:ilvl w:val="0"/>
-          <w:numId w:val="1035"/>
+          <w:numId w:val="1036"/>
         </w:numPr>
       </w:pPr>
       <w:r>
@@ -5561,7 +5770,7 @@
         <w:pStyle w:val="Compact"/>
         <w:numPr>
           <w:ilvl w:val="0"/>
-          <w:numId w:val="1035"/>
+          <w:numId w:val="1036"/>
         </w:numPr>
       </w:pPr>
       <w:r>
@@ -5583,7 +5792,7 @@
         <w:pStyle w:val="Compact"/>
         <w:numPr>
           <w:ilvl w:val="0"/>
-          <w:numId w:val="1035"/>
+          <w:numId w:val="1036"/>
         </w:numPr>
       </w:pPr>
       <w:r>
@@ -5605,7 +5814,7 @@
         <w:pStyle w:val="Compact"/>
         <w:numPr>
           <w:ilvl w:val="0"/>
-          <w:numId w:val="1035"/>
+          <w:numId w:val="1036"/>
         </w:numPr>
       </w:pPr>
       <w:r>
@@ -5627,7 +5836,7 @@
         <w:pStyle w:val="Compact"/>
         <w:numPr>
           <w:ilvl w:val="0"/>
-          <w:numId w:val="1035"/>
+          <w:numId w:val="1036"/>
         </w:numPr>
       </w:pPr>
       <w:r>
@@ -5644,8 +5853,8 @@
         <w:t xml:space="preserve">Keep it under 8 minutes. Longer videos don’t get watched.</w:t>
       </w:r>
     </w:p>
-    <w:bookmarkEnd w:id="36"/>
-    <w:bookmarkStart w:id="37" w:name="crm-customer-relationship-management"/>
+    <w:bookmarkEnd w:id="38"/>
+    <w:bookmarkStart w:id="39" w:name="crm-customer-relationship-management"/>
     <w:p>
       <w:pPr>
         <w:pStyle w:val="Heading3"/>
@@ -5659,7 +5868,7 @@
         <w:pStyle w:val="Compact"/>
         <w:numPr>
           <w:ilvl w:val="0"/>
-          <w:numId w:val="1036"/>
+          <w:numId w:val="1037"/>
         </w:numPr>
       </w:pPr>
       <w:r>
@@ -5687,7 +5896,7 @@
         <w:pStyle w:val="Compact"/>
         <w:numPr>
           <w:ilvl w:val="0"/>
-          <w:numId w:val="1036"/>
+          <w:numId w:val="1037"/>
         </w:numPr>
       </w:pPr>
       <w:r>
@@ -5709,7 +5918,7 @@
         <w:pStyle w:val="Compact"/>
         <w:numPr>
           <w:ilvl w:val="0"/>
-          <w:numId w:val="1036"/>
+          <w:numId w:val="1037"/>
         </w:numPr>
       </w:pPr>
       <w:r>
@@ -5731,7 +5940,7 @@
         <w:pStyle w:val="Compact"/>
         <w:numPr>
           <w:ilvl w:val="0"/>
-          <w:numId w:val="1036"/>
+          <w:numId w:val="1037"/>
         </w:numPr>
       </w:pPr>
       <w:r>
@@ -5753,7 +5962,7 @@
         <w:pStyle w:val="Compact"/>
         <w:numPr>
           <w:ilvl w:val="0"/>
-          <w:numId w:val="1036"/>
+          <w:numId w:val="1037"/>
         </w:numPr>
       </w:pPr>
       <w:r>
@@ -5775,7 +5984,7 @@
         <w:pStyle w:val="Compact"/>
         <w:numPr>
           <w:ilvl w:val="0"/>
-          <w:numId w:val="1036"/>
+          <w:numId w:val="1037"/>
         </w:numPr>
       </w:pPr>
       <w:r>
@@ -5797,7 +6006,7 @@
         <w:pStyle w:val="Compact"/>
         <w:numPr>
           <w:ilvl w:val="0"/>
-          <w:numId w:val="1036"/>
+          <w:numId w:val="1037"/>
         </w:numPr>
       </w:pPr>
       <w:r>
@@ -5814,8 +6023,8 @@
         <w:t xml:space="preserve">HubSpot Free is plenty for &lt;100 contacts.</w:t>
       </w:r>
     </w:p>
-    <w:bookmarkEnd w:id="37"/>
-    <w:bookmarkStart w:id="38" w:name="advisory-board-informal"/>
+    <w:bookmarkEnd w:id="39"/>
+    <w:bookmarkStart w:id="40" w:name="advisory-board-informal"/>
     <w:p>
       <w:pPr>
         <w:pStyle w:val="Heading3"/>
@@ -5829,7 +6038,7 @@
         <w:pStyle w:val="Compact"/>
         <w:numPr>
           <w:ilvl w:val="0"/>
-          <w:numId w:val="1037"/>
+          <w:numId w:val="1038"/>
         </w:numPr>
       </w:pPr>
       <w:r>
@@ -5857,7 +6066,7 @@
         <w:pStyle w:val="Compact"/>
         <w:numPr>
           <w:ilvl w:val="0"/>
-          <w:numId w:val="1037"/>
+          <w:numId w:val="1038"/>
         </w:numPr>
       </w:pPr>
       <w:r>
@@ -5879,7 +6088,7 @@
         <w:pStyle w:val="Compact"/>
         <w:numPr>
           <w:ilvl w:val="0"/>
-          <w:numId w:val="1037"/>
+          <w:numId w:val="1038"/>
         </w:numPr>
       </w:pPr>
       <w:r>
@@ -5901,7 +6110,7 @@
         <w:pStyle w:val="Compact"/>
         <w:numPr>
           <w:ilvl w:val="0"/>
-          <w:numId w:val="1037"/>
+          <w:numId w:val="1038"/>
         </w:numPr>
       </w:pPr>
       <w:r>
@@ -5932,7 +6141,7 @@
         <w:pStyle w:val="Compact"/>
         <w:numPr>
           <w:ilvl w:val="0"/>
-          <w:numId w:val="1037"/>
+          <w:numId w:val="1038"/>
         </w:numPr>
       </w:pPr>
       <w:r>
@@ -5954,7 +6163,7 @@
         <w:pStyle w:val="Compact"/>
         <w:numPr>
           <w:ilvl w:val="0"/>
-          <w:numId w:val="1037"/>
+          <w:numId w:val="1038"/>
         </w:numPr>
       </w:pPr>
       <w:r>
@@ -5976,7 +6185,7 @@
         <w:pStyle w:val="Compact"/>
         <w:numPr>
           <w:ilvl w:val="0"/>
-          <w:numId w:val="1037"/>
+          <w:numId w:val="1038"/>
         </w:numPr>
       </w:pPr>
       <w:r>
@@ -5993,8 +6202,8 @@
         <w:t xml:space="preserve">Don’t give equity until they’ve actually helped (intro made, meeting taken). Lagging advisors with equity is the #1 cap table regret.</w:t>
       </w:r>
     </w:p>
-    <w:bookmarkEnd w:id="38"/>
-    <w:bookmarkStart w:id="39" w:name="design-partner-case-study-plan"/>
+    <w:bookmarkEnd w:id="40"/>
+    <w:bookmarkStart w:id="41" w:name="design-partner-case-study-plan"/>
     <w:p>
       <w:pPr>
         <w:pStyle w:val="Heading3"/>
@@ -6008,7 +6217,7 @@
         <w:pStyle w:val="Compact"/>
         <w:numPr>
           <w:ilvl w:val="0"/>
-          <w:numId w:val="1038"/>
+          <w:numId w:val="1039"/>
         </w:numPr>
       </w:pPr>
       <w:r>
@@ -6036,7 +6245,7 @@
         <w:pStyle w:val="Compact"/>
         <w:numPr>
           <w:ilvl w:val="0"/>
-          <w:numId w:val="1038"/>
+          <w:numId w:val="1039"/>
         </w:numPr>
       </w:pPr>
       <w:r>
@@ -6058,7 +6267,7 @@
         <w:pStyle w:val="Compact"/>
         <w:numPr>
           <w:ilvl w:val="0"/>
-          <w:numId w:val="1038"/>
+          <w:numId w:val="1039"/>
         </w:numPr>
       </w:pPr>
       <w:r>
@@ -6080,7 +6289,7 @@
         <w:pStyle w:val="Compact"/>
         <w:numPr>
           <w:ilvl w:val="0"/>
-          <w:numId w:val="1038"/>
+          <w:numId w:val="1039"/>
         </w:numPr>
       </w:pPr>
       <w:r>
@@ -6102,7 +6311,7 @@
         <w:pStyle w:val="Compact"/>
         <w:numPr>
           <w:ilvl w:val="0"/>
-          <w:numId w:val="1038"/>
+          <w:numId w:val="1039"/>
         </w:numPr>
       </w:pPr>
       <w:r>
@@ -6124,7 +6333,7 @@
         <w:pStyle w:val="Compact"/>
         <w:numPr>
           <w:ilvl w:val="0"/>
-          <w:numId w:val="1038"/>
+          <w:numId w:val="1039"/>
         </w:numPr>
       </w:pPr>
       <w:r>
@@ -6146,7 +6355,7 @@
         <w:pStyle w:val="Compact"/>
         <w:numPr>
           <w:ilvl w:val="0"/>
-          <w:numId w:val="1038"/>
+          <w:numId w:val="1039"/>
         </w:numPr>
       </w:pPr>
       <w:r>
@@ -6168,7 +6377,7 @@
         <w:pStyle w:val="Compact"/>
         <w:numPr>
           <w:ilvl w:val="0"/>
-          <w:numId w:val="1038"/>
+          <w:numId w:val="1039"/>
         </w:numPr>
       </w:pPr>
       <w:r>
@@ -6185,8 +6394,8 @@
         <w:t xml:space="preserve">___</w:t>
       </w:r>
     </w:p>
-    <w:bookmarkEnd w:id="39"/>
-    <w:bookmarkStart w:id="40" w:name="tcpa-compliance-for-sms"/>
+    <w:bookmarkEnd w:id="41"/>
+    <w:bookmarkStart w:id="42" w:name="tcpa-compliance-for-sms"/>
     <w:p>
       <w:pPr>
         <w:pStyle w:val="Heading3"/>
@@ -6200,7 +6409,7 @@
         <w:pStyle w:val="Compact"/>
         <w:numPr>
           <w:ilvl w:val="0"/>
-          <w:numId w:val="1039"/>
+          <w:numId w:val="1040"/>
         </w:numPr>
       </w:pPr>
       <w:r>
@@ -6228,7 +6437,7 @@
         <w:pStyle w:val="Compact"/>
         <w:numPr>
           <w:ilvl w:val="0"/>
-          <w:numId w:val="1039"/>
+          <w:numId w:val="1040"/>
         </w:numPr>
       </w:pPr>
       <w:r>
@@ -6250,7 +6459,7 @@
         <w:pStyle w:val="Compact"/>
         <w:numPr>
           <w:ilvl w:val="0"/>
-          <w:numId w:val="1039"/>
+          <w:numId w:val="1040"/>
         </w:numPr>
       </w:pPr>
       <w:r>
@@ -6272,7 +6481,7 @@
         <w:pStyle w:val="Compact"/>
         <w:numPr>
           <w:ilvl w:val="0"/>
-          <w:numId w:val="1039"/>
+          <w:numId w:val="1040"/>
         </w:numPr>
       </w:pPr>
       <w:r>
@@ -6288,55 +6497,259 @@
         <w:pStyle w:val="Compact"/>
         <w:numPr>
           <w:ilvl w:val="1"/>
+          <w:numId w:val="1041"/>
+        </w:numPr>
+      </w:pPr>
+      <w:r>
+        <w:t xml:space="preserve">Opt-in: captured during patient record creation in the clinic app (store timestamp + source)</w:t>
+      </w:r>
+    </w:p>
+    <w:p>
+      <w:pPr>
+        <w:pStyle w:val="Compact"/>
+        <w:numPr>
+          <w:ilvl w:val="1"/>
+          <w:numId w:val="1041"/>
+        </w:numPr>
+      </w:pPr>
+      <w:r>
+        <w:t xml:space="preserve">Opt-out:</w:t>
+      </w:r>
+      <w:r>
+        <w:t xml:space="preserve"> </w:t>
+      </w:r>
+      <w:r>
+        <w:t xml:space="preserve">“Reply STOP to opt out”</w:t>
+      </w:r>
+      <w:r>
+        <w:t xml:space="preserve"> </w:t>
+      </w:r>
+      <w:r>
+        <w:t xml:space="preserve">in every message; honor within 10 min</w:t>
+      </w:r>
+    </w:p>
+    <w:p>
+      <w:pPr>
+        <w:pStyle w:val="Compact"/>
+        <w:numPr>
+          <w:ilvl w:val="1"/>
+          <w:numId w:val="1041"/>
+        </w:numPr>
+      </w:pPr>
+      <w:r>
+        <w:t xml:space="preserve">Compliance doc: short internal memo documenting the process</w:t>
+      </w:r>
+    </w:p>
+    <w:p>
+      <w:pPr>
+        <w:pStyle w:val="Compact"/>
+        <w:numPr>
+          <w:ilvl w:val="0"/>
           <w:numId w:val="1040"/>
         </w:numPr>
       </w:pPr>
       <w:r>
-        <w:t xml:space="preserve">Opt-in: captured during patient record creation in the clinic app (store timestamp + source)</w:t>
-      </w:r>
-    </w:p>
-    <w:p>
-      <w:pPr>
-        <w:pStyle w:val="Compact"/>
-        <w:numPr>
-          <w:ilvl w:val="1"/>
+        <w:rPr>
+          <w:b/>
+          <w:bCs/>
+        </w:rPr>
+        <w:t xml:space="preserve">Cost:</w:t>
+      </w:r>
+      <w:r>
+        <w:t xml:space="preserve"> </w:t>
+      </w:r>
+      <w:r>
+        <w:t xml:space="preserve">$0</w:t>
+      </w:r>
+    </w:p>
+    <w:p>
+      <w:pPr>
+        <w:pStyle w:val="Compact"/>
+        <w:numPr>
+          <w:ilvl w:val="0"/>
           <w:numId w:val="1040"/>
         </w:numPr>
       </w:pPr>
       <w:r>
-        <w:t xml:space="preserve">Opt-out:</w:t>
-      </w:r>
-      <w:r>
-        <w:t xml:space="preserve"> </w:t>
-      </w:r>
-      <w:r>
-        <w:t xml:space="preserve">“Reply STOP to opt out”</w:t>
-      </w:r>
-      <w:r>
-        <w:t xml:space="preserve"> </w:t>
-      </w:r>
-      <w:r>
-        <w:t xml:space="preserve">in every message; honor within 10 min</w:t>
-      </w:r>
-    </w:p>
-    <w:p>
-      <w:pPr>
-        <w:pStyle w:val="Compact"/>
-        <w:numPr>
-          <w:ilvl w:val="1"/>
+        <w:rPr>
+          <w:b/>
+          <w:bCs/>
+        </w:rPr>
+        <w:t xml:space="preserve">Timeline:</w:t>
+      </w:r>
+      <w:r>
+        <w:t xml:space="preserve"> </w:t>
+      </w:r>
+      <w:r>
+        <w:t xml:space="preserve">2-4 hours of work</w:t>
+      </w:r>
+    </w:p>
+    <w:p>
+      <w:pPr>
+        <w:pStyle w:val="Compact"/>
+        <w:numPr>
+          <w:ilvl w:val="0"/>
           <w:numId w:val="1040"/>
         </w:numPr>
       </w:pPr>
       <w:r>
-        <w:t xml:space="preserve">Compliance doc: short internal memo documenting the process</w:t>
-      </w:r>
-    </w:p>
-    <w:p>
-      <w:pPr>
-        <w:pStyle w:val="Compact"/>
-        <w:numPr>
-          <w:ilvl w:val="0"/>
-          <w:numId w:val="1039"/>
+        <w:rPr>
+          <w:b/>
+          <w:bCs/>
+        </w:rPr>
+        <w:t xml:space="preserve">Dependencies:</w:t>
+      </w:r>
+      <w:r>
+        <w:t xml:space="preserve"> </w:t>
+      </w:r>
+      <w:r>
+        <w:t xml:space="preserve">Twilio A2P 10DLC (3.2)</w:t>
+      </w:r>
+    </w:p>
+    <w:p>
+      <w:pPr>
+        <w:pStyle w:val="Compact"/>
+        <w:numPr>
+          <w:ilvl w:val="0"/>
+          <w:numId w:val="1040"/>
+        </w:numPr>
+      </w:pPr>
+      <w:r>
+        <w:rPr>
+          <w:b/>
+          <w:bCs/>
+        </w:rPr>
+        <w:t xml:space="preserve">Notes:</w:t>
+      </w:r>
+      <w:r>
+        <w:t xml:space="preserve"> </w:t>
+      </w:r>
+      <w:r>
+        <w:t xml:space="preserve">Check src/lib for existing opt-out handling — we may already have this.</w:t>
+      </w:r>
+    </w:p>
+    <w:bookmarkEnd w:id="42"/>
+    <w:bookmarkStart w:id="43" w:name="data-retention-deletion-policy"/>
+    <w:p>
+      <w:pPr>
+        <w:pStyle w:val="Heading3"/>
+      </w:pPr>
+      <w:r>
+        <w:t xml:space="preserve">4.7 Data Retention + Deletion Policy</w:t>
+      </w:r>
+    </w:p>
+    <w:p>
+      <w:pPr>
+        <w:pStyle w:val="Compact"/>
+        <w:numPr>
+          <w:ilvl w:val="0"/>
+          <w:numId w:val="1042"/>
+        </w:numPr>
+      </w:pPr>
+      <w:r>
+        <w:t xml:space="preserve">☐</w:t>
+      </w:r>
+      <w:r>
+        <w:t xml:space="preserve"> </w:t>
+      </w:r>
+      <w:r>
+        <w:rPr>
+          <w:b/>
+          <w:bCs/>
+        </w:rPr>
+        <w:t xml:space="preserve">Status:</w:t>
+      </w:r>
+      <w:r>
+        <w:t xml:space="preserve"> </w:t>
+      </w:r>
+      <w:r>
+        <w:t xml:space="preserve">Not started</w:t>
+      </w:r>
+    </w:p>
+    <w:p>
+      <w:pPr>
+        <w:pStyle w:val="Compact"/>
+        <w:numPr>
+          <w:ilvl w:val="0"/>
+          <w:numId w:val="1042"/>
+        </w:numPr>
+      </w:pPr>
+      <w:r>
+        <w:rPr>
+          <w:b/>
+          <w:bCs/>
+        </w:rPr>
+        <w:t xml:space="preserve">What:</w:t>
+      </w:r>
+      <w:r>
+        <w:t xml:space="preserve"> </w:t>
+      </w:r>
+      <w:r>
+        <w:t xml:space="preserve">Written policy for how long PHI is retained and how deletion requests are handled.</w:t>
+      </w:r>
+    </w:p>
+    <w:p>
+      <w:pPr>
+        <w:pStyle w:val="Compact"/>
+        <w:numPr>
+          <w:ilvl w:val="0"/>
+          <w:numId w:val="1042"/>
+        </w:numPr>
+      </w:pPr>
+      <w:r>
+        <w:rPr>
+          <w:b/>
+          <w:bCs/>
+        </w:rPr>
+        <w:t xml:space="preserve">Why:</w:t>
+      </w:r>
+      <w:r>
+        <w:t xml:space="preserve"> </w:t>
+      </w:r>
+      <w:r>
+        <w:t xml:space="preserve">HIPAA requires it. Clinic BAAs will reference it. Patients in some states (CA via CMIA, many others) can request deletion.</w:t>
+      </w:r>
+    </w:p>
+    <w:p>
+      <w:pPr>
+        <w:pStyle w:val="Compact"/>
+        <w:numPr>
+          <w:ilvl w:val="0"/>
+          <w:numId w:val="1042"/>
+        </w:numPr>
+      </w:pPr>
+      <w:r>
+        <w:rPr>
+          <w:b/>
+          <w:bCs/>
+        </w:rPr>
+        <w:t xml:space="preserve">How:</w:t>
+      </w:r>
+      <w:r>
+        <w:t xml:space="preserve"> </w:t>
+      </w:r>
+      <w:r>
+        <w:t xml:space="preserve">Short internal policy doc. Reference our existing soft-delete pattern (all tables have</w:t>
+      </w:r>
+      <w:r>
+        <w:t xml:space="preserve"> </w:t>
+      </w:r>
+      <w:r>
+        <w:rPr>
+          <w:rStyle w:val="VerbatimChar"/>
+        </w:rPr>
+        <w:t xml:space="preserve">deleted_at</w:t>
+      </w:r>
+      <w:r>
+        <w:t xml:space="preserve">) and order_status_history immutable audit.</w:t>
+      </w:r>
+    </w:p>
+    <w:p>
+      <w:pPr>
+        <w:pStyle w:val="Compact"/>
+        <w:numPr>
+          <w:ilvl w:val="0"/>
+          <w:numId w:val="1042"/>
         </w:numPr>
       </w:pPr>
       <w:r>
@@ -6350,15 +6763,15 @@
         <w:t xml:space="preserve"> </w:t>
       </w:r>
       <w:r>
-        <w:t xml:space="preserve">$0</w:t>
-      </w:r>
-    </w:p>
-    <w:p>
-      <w:pPr>
-        <w:pStyle w:val="Compact"/>
-        <w:numPr>
-          <w:ilvl w:val="0"/>
-          <w:numId w:val="1039"/>
+        <w:t xml:space="preserve">$0 (DIY) or $500 (lawyer-reviewed)</w:t>
+      </w:r>
+    </w:p>
+    <w:p>
+      <w:pPr>
+        <w:pStyle w:val="Compact"/>
+        <w:numPr>
+          <w:ilvl w:val="0"/>
+          <w:numId w:val="1042"/>
         </w:numPr>
       </w:pPr>
       <w:r>
@@ -6372,15 +6785,185 @@
         <w:t xml:space="preserve"> </w:t>
       </w:r>
       <w:r>
-        <w:t xml:space="preserve">2-4 hours of work</w:t>
-      </w:r>
-    </w:p>
-    <w:p>
-      <w:pPr>
-        <w:pStyle w:val="Compact"/>
-        <w:numPr>
-          <w:ilvl w:val="0"/>
-          <w:numId w:val="1039"/>
+        <w:t xml:space="preserve">2-4 hours</w:t>
+      </w:r>
+    </w:p>
+    <w:p>
+      <w:pPr>
+        <w:pStyle w:val="Compact"/>
+        <w:numPr>
+          <w:ilvl w:val="0"/>
+          <w:numId w:val="1042"/>
+        </w:numPr>
+      </w:pPr>
+      <w:r>
+        <w:rPr>
+          <w:b/>
+          <w:bCs/>
+        </w:rPr>
+        <w:t xml:space="preserve">Notes:</w:t>
+      </w:r>
+      <w:r>
+        <w:t xml:space="preserve"> </w:t>
+      </w:r>
+      <w:r>
+        <w:t xml:space="preserve">___</w:t>
+      </w:r>
+    </w:p>
+    <w:bookmarkEnd w:id="43"/>
+    <w:bookmarkStart w:id="44" w:name="Xd18a23b7254301f5a64cfe0bb61123a7b2242c2"/>
+    <w:p>
+      <w:pPr>
+        <w:pStyle w:val="Heading3"/>
+      </w:pPr>
+      <w:r>
+        <w:t xml:space="preserve">4.8 Founder Employment Agreement + IP Assignment</w:t>
+      </w:r>
+    </w:p>
+    <w:p>
+      <w:pPr>
+        <w:pStyle w:val="Compact"/>
+        <w:numPr>
+          <w:ilvl w:val="0"/>
+          <w:numId w:val="1043"/>
+        </w:numPr>
+      </w:pPr>
+      <w:r>
+        <w:t xml:space="preserve">☐</w:t>
+      </w:r>
+      <w:r>
+        <w:t xml:space="preserve"> </w:t>
+      </w:r>
+      <w:r>
+        <w:rPr>
+          <w:b/>
+          <w:bCs/>
+        </w:rPr>
+        <w:t xml:space="preserve">Status:</w:t>
+      </w:r>
+      <w:r>
+        <w:t xml:space="preserve"> </w:t>
+      </w:r>
+      <w:r>
+        <w:t xml:space="preserve">Not started</w:t>
+      </w:r>
+    </w:p>
+    <w:p>
+      <w:pPr>
+        <w:pStyle w:val="Compact"/>
+        <w:numPr>
+          <w:ilvl w:val="0"/>
+          <w:numId w:val="1043"/>
+        </w:numPr>
+      </w:pPr>
+      <w:r>
+        <w:rPr>
+          <w:b/>
+          <w:bCs/>
+        </w:rPr>
+        <w:t xml:space="preserve">What:</w:t>
+      </w:r>
+      <w:r>
+        <w:t xml:space="preserve"> </w:t>
+      </w:r>
+      <w:r>
+        <w:t xml:space="preserve">Employment agreement between you and the company, with IP assignment clause ensuring all code/IP you’ve written belongs to the C-Corp.</w:t>
+      </w:r>
+    </w:p>
+    <w:p>
+      <w:pPr>
+        <w:pStyle w:val="Compact"/>
+        <w:numPr>
+          <w:ilvl w:val="0"/>
+          <w:numId w:val="1043"/>
+        </w:numPr>
+      </w:pPr>
+      <w:r>
+        <w:rPr>
+          <w:b/>
+          <w:bCs/>
+        </w:rPr>
+        <w:t xml:space="preserve">Why:</w:t>
+      </w:r>
+      <w:r>
+        <w:t xml:space="preserve"> </w:t>
+      </w:r>
+      <w:r>
+        <w:t xml:space="preserve">Without this, investors will refuse to fund. Any IP that predates the IP assignment is ambiguous.</w:t>
+      </w:r>
+    </w:p>
+    <w:p>
+      <w:pPr>
+        <w:pStyle w:val="Compact"/>
+        <w:numPr>
+          <w:ilvl w:val="0"/>
+          <w:numId w:val="1043"/>
+        </w:numPr>
+      </w:pPr>
+      <w:r>
+        <w:rPr>
+          <w:b/>
+          <w:bCs/>
+        </w:rPr>
+        <w:t xml:space="preserve">How:</w:t>
+      </w:r>
+      <w:r>
+        <w:t xml:space="preserve"> </w:t>
+      </w:r>
+      <w:r>
+        <w:t xml:space="preserve">Stripe Atlas includes this. Lawyer can paper it for $500-1K. Clerky also includes.</w:t>
+      </w:r>
+    </w:p>
+    <w:p>
+      <w:pPr>
+        <w:pStyle w:val="Compact"/>
+        <w:numPr>
+          <w:ilvl w:val="0"/>
+          <w:numId w:val="1043"/>
+        </w:numPr>
+      </w:pPr>
+      <w:r>
+        <w:rPr>
+          <w:b/>
+          <w:bCs/>
+        </w:rPr>
+        <w:t xml:space="preserve">Cost:</w:t>
+      </w:r>
+      <w:r>
+        <w:t xml:space="preserve"> </w:t>
+      </w:r>
+      <w:r>
+        <w:t xml:space="preserve">Usually included in entity formation package</w:t>
+      </w:r>
+    </w:p>
+    <w:p>
+      <w:pPr>
+        <w:pStyle w:val="Compact"/>
+        <w:numPr>
+          <w:ilvl w:val="0"/>
+          <w:numId w:val="1043"/>
+        </w:numPr>
+      </w:pPr>
+      <w:r>
+        <w:rPr>
+          <w:b/>
+          <w:bCs/>
+        </w:rPr>
+        <w:t xml:space="preserve">Timeline:</w:t>
+      </w:r>
+      <w:r>
+        <w:t xml:space="preserve"> </w:t>
+      </w:r>
+      <w:r>
+        <w:t xml:space="preserve">1 hour to review and sign</w:t>
+      </w:r>
+    </w:p>
+    <w:p>
+      <w:pPr>
+        <w:pStyle w:val="Compact"/>
+        <w:numPr>
+          <w:ilvl w:val="0"/>
+          <w:numId w:val="1043"/>
         </w:numPr>
       </w:pPr>
       <w:r>
@@ -6394,380 +6977,6 @@
         <w:t xml:space="preserve"> </w:t>
       </w:r>
       <w:r>
-        <w:t xml:space="preserve">Twilio A2P 10DLC (3.2)</w:t>
-      </w:r>
-    </w:p>
-    <w:p>
-      <w:pPr>
-        <w:pStyle w:val="Compact"/>
-        <w:numPr>
-          <w:ilvl w:val="0"/>
-          <w:numId w:val="1039"/>
-        </w:numPr>
-      </w:pPr>
-      <w:r>
-        <w:rPr>
-          <w:b/>
-          <w:bCs/>
-        </w:rPr>
-        <w:t xml:space="preserve">Notes:</w:t>
-      </w:r>
-      <w:r>
-        <w:t xml:space="preserve"> </w:t>
-      </w:r>
-      <w:r>
-        <w:t xml:space="preserve">Check src/lib for existing opt-out handling — we may already have this.</w:t>
-      </w:r>
-    </w:p>
-    <w:bookmarkEnd w:id="40"/>
-    <w:bookmarkStart w:id="41" w:name="data-retention-deletion-policy"/>
-    <w:p>
-      <w:pPr>
-        <w:pStyle w:val="Heading3"/>
-      </w:pPr>
-      <w:r>
-        <w:t xml:space="preserve">4.7 Data Retention + Deletion Policy</w:t>
-      </w:r>
-    </w:p>
-    <w:p>
-      <w:pPr>
-        <w:pStyle w:val="Compact"/>
-        <w:numPr>
-          <w:ilvl w:val="0"/>
-          <w:numId w:val="1041"/>
-        </w:numPr>
-      </w:pPr>
-      <w:r>
-        <w:t xml:space="preserve">☐</w:t>
-      </w:r>
-      <w:r>
-        <w:t xml:space="preserve"> </w:t>
-      </w:r>
-      <w:r>
-        <w:rPr>
-          <w:b/>
-          <w:bCs/>
-        </w:rPr>
-        <w:t xml:space="preserve">Status:</w:t>
-      </w:r>
-      <w:r>
-        <w:t xml:space="preserve"> </w:t>
-      </w:r>
-      <w:r>
-        <w:t xml:space="preserve">Not started</w:t>
-      </w:r>
-    </w:p>
-    <w:p>
-      <w:pPr>
-        <w:pStyle w:val="Compact"/>
-        <w:numPr>
-          <w:ilvl w:val="0"/>
-          <w:numId w:val="1041"/>
-        </w:numPr>
-      </w:pPr>
-      <w:r>
-        <w:rPr>
-          <w:b/>
-          <w:bCs/>
-        </w:rPr>
-        <w:t xml:space="preserve">What:</w:t>
-      </w:r>
-      <w:r>
-        <w:t xml:space="preserve"> </w:t>
-      </w:r>
-      <w:r>
-        <w:t xml:space="preserve">Written policy for how long PHI is retained and how deletion requests are handled.</w:t>
-      </w:r>
-    </w:p>
-    <w:p>
-      <w:pPr>
-        <w:pStyle w:val="Compact"/>
-        <w:numPr>
-          <w:ilvl w:val="0"/>
-          <w:numId w:val="1041"/>
-        </w:numPr>
-      </w:pPr>
-      <w:r>
-        <w:rPr>
-          <w:b/>
-          <w:bCs/>
-        </w:rPr>
-        <w:t xml:space="preserve">Why:</w:t>
-      </w:r>
-      <w:r>
-        <w:t xml:space="preserve"> </w:t>
-      </w:r>
-      <w:r>
-        <w:t xml:space="preserve">HIPAA requires it. Clinic BAAs will reference it. Patients in some states (CA via CMIA, many others) can request deletion.</w:t>
-      </w:r>
-    </w:p>
-    <w:p>
-      <w:pPr>
-        <w:pStyle w:val="Compact"/>
-        <w:numPr>
-          <w:ilvl w:val="0"/>
-          <w:numId w:val="1041"/>
-        </w:numPr>
-      </w:pPr>
-      <w:r>
-        <w:rPr>
-          <w:b/>
-          <w:bCs/>
-        </w:rPr>
-        <w:t xml:space="preserve">How:</w:t>
-      </w:r>
-      <w:r>
-        <w:t xml:space="preserve"> </w:t>
-      </w:r>
-      <w:r>
-        <w:t xml:space="preserve">Short internal policy doc. Reference our existing soft-delete pattern (all tables have</w:t>
-      </w:r>
-      <w:r>
-        <w:t xml:space="preserve"> </w:t>
-      </w:r>
-      <w:r>
-        <w:rPr>
-          <w:rStyle w:val="VerbatimChar"/>
-        </w:rPr>
-        <w:t xml:space="preserve">deleted_at</w:t>
-      </w:r>
-      <w:r>
-        <w:t xml:space="preserve">) and order_status_history immutable audit.</w:t>
-      </w:r>
-    </w:p>
-    <w:p>
-      <w:pPr>
-        <w:pStyle w:val="Compact"/>
-        <w:numPr>
-          <w:ilvl w:val="0"/>
-          <w:numId w:val="1041"/>
-        </w:numPr>
-      </w:pPr>
-      <w:r>
-        <w:rPr>
-          <w:b/>
-          <w:bCs/>
-        </w:rPr>
-        <w:t xml:space="preserve">Cost:</w:t>
-      </w:r>
-      <w:r>
-        <w:t xml:space="preserve"> </w:t>
-      </w:r>
-      <w:r>
-        <w:t xml:space="preserve">$0 (DIY) or $500 (lawyer-reviewed)</w:t>
-      </w:r>
-    </w:p>
-    <w:p>
-      <w:pPr>
-        <w:pStyle w:val="Compact"/>
-        <w:numPr>
-          <w:ilvl w:val="0"/>
-          <w:numId w:val="1041"/>
-        </w:numPr>
-      </w:pPr>
-      <w:r>
-        <w:rPr>
-          <w:b/>
-          <w:bCs/>
-        </w:rPr>
-        <w:t xml:space="preserve">Timeline:</w:t>
-      </w:r>
-      <w:r>
-        <w:t xml:space="preserve"> </w:t>
-      </w:r>
-      <w:r>
-        <w:t xml:space="preserve">2-4 hours</w:t>
-      </w:r>
-    </w:p>
-    <w:p>
-      <w:pPr>
-        <w:pStyle w:val="Compact"/>
-        <w:numPr>
-          <w:ilvl w:val="0"/>
-          <w:numId w:val="1041"/>
-        </w:numPr>
-      </w:pPr>
-      <w:r>
-        <w:rPr>
-          <w:b/>
-          <w:bCs/>
-        </w:rPr>
-        <w:t xml:space="preserve">Notes:</w:t>
-      </w:r>
-      <w:r>
-        <w:t xml:space="preserve"> </w:t>
-      </w:r>
-      <w:r>
-        <w:t xml:space="preserve">___</w:t>
-      </w:r>
-    </w:p>
-    <w:bookmarkEnd w:id="41"/>
-    <w:bookmarkStart w:id="42" w:name="Xd18a23b7254301f5a64cfe0bb61123a7b2242c2"/>
-    <w:p>
-      <w:pPr>
-        <w:pStyle w:val="Heading3"/>
-      </w:pPr>
-      <w:r>
-        <w:t xml:space="preserve">4.8 Founder Employment Agreement + IP Assignment</w:t>
-      </w:r>
-    </w:p>
-    <w:p>
-      <w:pPr>
-        <w:pStyle w:val="Compact"/>
-        <w:numPr>
-          <w:ilvl w:val="0"/>
-          <w:numId w:val="1042"/>
-        </w:numPr>
-      </w:pPr>
-      <w:r>
-        <w:t xml:space="preserve">☐</w:t>
-      </w:r>
-      <w:r>
-        <w:t xml:space="preserve"> </w:t>
-      </w:r>
-      <w:r>
-        <w:rPr>
-          <w:b/>
-          <w:bCs/>
-        </w:rPr>
-        <w:t xml:space="preserve">Status:</w:t>
-      </w:r>
-      <w:r>
-        <w:t xml:space="preserve"> </w:t>
-      </w:r>
-      <w:r>
-        <w:t xml:space="preserve">Not started</w:t>
-      </w:r>
-    </w:p>
-    <w:p>
-      <w:pPr>
-        <w:pStyle w:val="Compact"/>
-        <w:numPr>
-          <w:ilvl w:val="0"/>
-          <w:numId w:val="1042"/>
-        </w:numPr>
-      </w:pPr>
-      <w:r>
-        <w:rPr>
-          <w:b/>
-          <w:bCs/>
-        </w:rPr>
-        <w:t xml:space="preserve">What:</w:t>
-      </w:r>
-      <w:r>
-        <w:t xml:space="preserve"> </w:t>
-      </w:r>
-      <w:r>
-        <w:t xml:space="preserve">Employment agreement between you and the company, with IP assignment clause ensuring all code/IP you’ve written belongs to the C-Corp.</w:t>
-      </w:r>
-    </w:p>
-    <w:p>
-      <w:pPr>
-        <w:pStyle w:val="Compact"/>
-        <w:numPr>
-          <w:ilvl w:val="0"/>
-          <w:numId w:val="1042"/>
-        </w:numPr>
-      </w:pPr>
-      <w:r>
-        <w:rPr>
-          <w:b/>
-          <w:bCs/>
-        </w:rPr>
-        <w:t xml:space="preserve">Why:</w:t>
-      </w:r>
-      <w:r>
-        <w:t xml:space="preserve"> </w:t>
-      </w:r>
-      <w:r>
-        <w:t xml:space="preserve">Without this, investors will refuse to fund. Any IP that predates the IP assignment is ambiguous.</w:t>
-      </w:r>
-    </w:p>
-    <w:p>
-      <w:pPr>
-        <w:pStyle w:val="Compact"/>
-        <w:numPr>
-          <w:ilvl w:val="0"/>
-          <w:numId w:val="1042"/>
-        </w:numPr>
-      </w:pPr>
-      <w:r>
-        <w:rPr>
-          <w:b/>
-          <w:bCs/>
-        </w:rPr>
-        <w:t xml:space="preserve">How:</w:t>
-      </w:r>
-      <w:r>
-        <w:t xml:space="preserve"> </w:t>
-      </w:r>
-      <w:r>
-        <w:t xml:space="preserve">Stripe Atlas includes this. Lawyer can paper it for $500-1K. Clerky also includes.</w:t>
-      </w:r>
-    </w:p>
-    <w:p>
-      <w:pPr>
-        <w:pStyle w:val="Compact"/>
-        <w:numPr>
-          <w:ilvl w:val="0"/>
-          <w:numId w:val="1042"/>
-        </w:numPr>
-      </w:pPr>
-      <w:r>
-        <w:rPr>
-          <w:b/>
-          <w:bCs/>
-        </w:rPr>
-        <w:t xml:space="preserve">Cost:</w:t>
-      </w:r>
-      <w:r>
-        <w:t xml:space="preserve"> </w:t>
-      </w:r>
-      <w:r>
-        <w:t xml:space="preserve">Usually included in entity formation package</w:t>
-      </w:r>
-    </w:p>
-    <w:p>
-      <w:pPr>
-        <w:pStyle w:val="Compact"/>
-        <w:numPr>
-          <w:ilvl w:val="0"/>
-          <w:numId w:val="1042"/>
-        </w:numPr>
-      </w:pPr>
-      <w:r>
-        <w:rPr>
-          <w:b/>
-          <w:bCs/>
-        </w:rPr>
-        <w:t xml:space="preserve">Timeline:</w:t>
-      </w:r>
-      <w:r>
-        <w:t xml:space="preserve"> </w:t>
-      </w:r>
-      <w:r>
-        <w:t xml:space="preserve">1 hour to review and sign</w:t>
-      </w:r>
-    </w:p>
-    <w:p>
-      <w:pPr>
-        <w:pStyle w:val="Compact"/>
-        <w:numPr>
-          <w:ilvl w:val="0"/>
-          <w:numId w:val="1042"/>
-        </w:numPr>
-      </w:pPr>
-      <w:r>
-        <w:rPr>
-          <w:b/>
-          <w:bCs/>
-        </w:rPr>
-        <w:t xml:space="preserve">Dependencies:</w:t>
-      </w:r>
-      <w:r>
-        <w:t xml:space="preserve"> </w:t>
-      </w:r>
-      <w:r>
         <w:t xml:space="preserve">Entity (1.1)</w:t>
       </w:r>
     </w:p>
@@ -6776,7 +6985,7 @@
         <w:pStyle w:val="Compact"/>
         <w:numPr>
           <w:ilvl w:val="0"/>
-          <w:numId w:val="1042"/>
+          <w:numId w:val="1043"/>
         </w:numPr>
       </w:pPr>
       <w:r>
@@ -6800,9 +7009,9 @@
         </w:pict>
       </w:r>
     </w:p>
-    <w:bookmarkEnd w:id="42"/>
-    <w:bookmarkEnd w:id="43"/>
-    <w:bookmarkStart w:id="49" w:name="suggested-4-week-sprint-plan"/>
+    <w:bookmarkEnd w:id="44"/>
+    <w:bookmarkEnd w:id="45"/>
+    <w:bookmarkStart w:id="51" w:name="suggested-4-week-sprint-plan"/>
     <w:p>
       <w:pPr>
         <w:pStyle w:val="Heading2"/>
@@ -6811,7 +7020,7 @@
         <w:t xml:space="preserve">Suggested 4-Week Sprint Plan</w:t>
       </w:r>
     </w:p>
-    <w:bookmarkStart w:id="44" w:name="week-1-parallel-tracks"/>
+    <w:bookmarkStart w:id="46" w:name="week-1-parallel-tracks"/>
     <w:p>
       <w:pPr>
         <w:pStyle w:val="Heading3"/>
@@ -6910,8 +7119,8 @@
         <w:t xml:space="preserve">- Day 1-5: Email 5-8 warm clinic contacts (launch-kit/clinic-outreach-email.docx)</w:t>
       </w:r>
     </w:p>
-    <w:bookmarkEnd w:id="44"/>
-    <w:bookmarkStart w:id="45" w:name="week-2"/>
+    <w:bookmarkEnd w:id="46"/>
+    <w:bookmarkStart w:id="47" w:name="week-2"/>
     <w:p>
       <w:pPr>
         <w:pStyle w:val="Heading3"/>
@@ -6925,7 +7134,7 @@
         <w:pStyle w:val="Compact"/>
         <w:numPr>
           <w:ilvl w:val="0"/>
-          <w:numId w:val="1043"/>
+          <w:numId w:val="1044"/>
         </w:numPr>
       </w:pPr>
       <w:r>
@@ -6937,7 +7146,7 @@
         <w:pStyle w:val="Compact"/>
         <w:numPr>
           <w:ilvl w:val="0"/>
-          <w:numId w:val="1043"/>
+          <w:numId w:val="1044"/>
         </w:numPr>
       </w:pPr>
       <w:r>
@@ -6949,7 +7158,7 @@
         <w:pStyle w:val="Compact"/>
         <w:numPr>
           <w:ilvl w:val="0"/>
-          <w:numId w:val="1043"/>
+          <w:numId w:val="1044"/>
         </w:numPr>
       </w:pPr>
       <w:r>
@@ -6961,7 +7170,7 @@
         <w:pStyle w:val="Compact"/>
         <w:numPr>
           <w:ilvl w:val="0"/>
-          <w:numId w:val="1043"/>
+          <w:numId w:val="1044"/>
         </w:numPr>
       </w:pPr>
       <w:r>
@@ -6973,15 +7182,15 @@
         <w:pStyle w:val="Compact"/>
         <w:numPr>
           <w:ilvl w:val="0"/>
-          <w:numId w:val="1043"/>
+          <w:numId w:val="1044"/>
         </w:numPr>
       </w:pPr>
       <w:r>
         <w:t xml:space="preserve">Demo calls with clinics booked</w:t>
       </w:r>
     </w:p>
-    <w:bookmarkEnd w:id="45"/>
-    <w:bookmarkStart w:id="46" w:name="week-3"/>
+    <w:bookmarkEnd w:id="47"/>
+    <w:bookmarkStart w:id="48" w:name="week-3"/>
     <w:p>
       <w:pPr>
         <w:pStyle w:val="Heading3"/>
@@ -6995,7 +7204,7 @@
         <w:pStyle w:val="Compact"/>
         <w:numPr>
           <w:ilvl w:val="0"/>
-          <w:numId w:val="1044"/>
+          <w:numId w:val="1045"/>
         </w:numPr>
       </w:pPr>
       <w:r>
@@ -7007,7 +7216,7 @@
         <w:pStyle w:val="Compact"/>
         <w:numPr>
           <w:ilvl w:val="0"/>
-          <w:numId w:val="1044"/>
+          <w:numId w:val="1045"/>
         </w:numPr>
       </w:pPr>
       <w:r>
@@ -7019,7 +7228,7 @@
         <w:pStyle w:val="Compact"/>
         <w:numPr>
           <w:ilvl w:val="0"/>
-          <w:numId w:val="1044"/>
+          <w:numId w:val="1045"/>
         </w:numPr>
       </w:pPr>
       <w:r>
@@ -7031,7 +7240,7 @@
         <w:pStyle w:val="Compact"/>
         <w:numPr>
           <w:ilvl w:val="0"/>
-          <w:numId w:val="1044"/>
+          <w:numId w:val="1045"/>
         </w:numPr>
       </w:pPr>
       <w:r>
@@ -7043,15 +7252,15 @@
         <w:pStyle w:val="Compact"/>
         <w:numPr>
           <w:ilvl w:val="0"/>
-          <w:numId w:val="1044"/>
+          <w:numId w:val="1045"/>
         </w:numPr>
       </w:pPr>
       <w:r>
         <w:t xml:space="preserve">Monitoring/alerting end-to-end test complete</w:t>
       </w:r>
     </w:p>
-    <w:bookmarkEnd w:id="46"/>
-    <w:bookmarkStart w:id="47" w:name="week-4"/>
+    <w:bookmarkEnd w:id="48"/>
+    <w:bookmarkStart w:id="49" w:name="week-4"/>
     <w:p>
       <w:pPr>
         <w:pStyle w:val="Heading3"/>
@@ -7065,7 +7274,7 @@
         <w:pStyle w:val="Compact"/>
         <w:numPr>
           <w:ilvl w:val="0"/>
-          <w:numId w:val="1045"/>
+          <w:numId w:val="1046"/>
         </w:numPr>
       </w:pPr>
       <w:r>
@@ -7077,7 +7286,7 @@
         <w:pStyle w:val="Compact"/>
         <w:numPr>
           <w:ilvl w:val="0"/>
-          <w:numId w:val="1045"/>
+          <w:numId w:val="1046"/>
         </w:numPr>
       </w:pPr>
       <w:r>
@@ -7089,7 +7298,7 @@
         <w:pStyle w:val="Compact"/>
         <w:numPr>
           <w:ilvl w:val="0"/>
-          <w:numId w:val="1045"/>
+          <w:numId w:val="1046"/>
         </w:numPr>
       </w:pPr>
       <w:r>
@@ -7101,7 +7310,7 @@
         <w:pStyle w:val="Compact"/>
         <w:numPr>
           <w:ilvl w:val="0"/>
-          <w:numId w:val="1045"/>
+          <w:numId w:val="1046"/>
         </w:numPr>
       </w:pPr>
       <w:r>
@@ -7113,15 +7322,15 @@
         <w:pStyle w:val="Compact"/>
         <w:numPr>
           <w:ilvl w:val="0"/>
-          <w:numId w:val="1045"/>
+          <w:numId w:val="1046"/>
         </w:numPr>
       </w:pPr>
       <w:r>
         <w:t xml:space="preserve">Sentry + PagerDuty paging confirmed working</w:t>
       </w:r>
     </w:p>
-    <w:bookmarkEnd w:id="47"/>
-    <w:bookmarkStart w:id="48" w:name="week-5-8-post-launch-polish"/>
+    <w:bookmarkEnd w:id="49"/>
+    <w:bookmarkStart w:id="50" w:name="week-5-8-post-launch-polish"/>
     <w:p>
       <w:pPr>
         <w:pStyle w:val="Heading3"/>
@@ -7135,7 +7344,7 @@
         <w:pStyle w:val="Compact"/>
         <w:numPr>
           <w:ilvl w:val="0"/>
-          <w:numId w:val="1046"/>
+          <w:numId w:val="1047"/>
         </w:numPr>
       </w:pPr>
       <w:r>
@@ -7147,7 +7356,7 @@
         <w:pStyle w:val="Compact"/>
         <w:numPr>
           <w:ilvl w:val="0"/>
-          <w:numId w:val="1046"/>
+          <w:numId w:val="1047"/>
         </w:numPr>
       </w:pPr>
       <w:r>
@@ -7159,7 +7368,7 @@
         <w:pStyle w:val="Compact"/>
         <w:numPr>
           <w:ilvl w:val="0"/>
-          <w:numId w:val="1046"/>
+          <w:numId w:val="1047"/>
         </w:numPr>
       </w:pPr>
       <w:r>
@@ -7171,7 +7380,7 @@
         <w:pStyle w:val="Compact"/>
         <w:numPr>
           <w:ilvl w:val="0"/>
-          <w:numId w:val="1046"/>
+          <w:numId w:val="1047"/>
         </w:numPr>
       </w:pPr>
       <w:r>
@@ -7185,9 +7394,9 @@
         </w:pict>
       </w:r>
     </w:p>
-    <w:bookmarkEnd w:id="48"/>
-    <w:bookmarkEnd w:id="49"/>
-    <w:bookmarkStart w:id="50" w:name="baa-request-email-template"/>
+    <w:bookmarkEnd w:id="50"/>
+    <w:bookmarkEnd w:id="51"/>
+    <w:bookmarkStart w:id="52" w:name="baa-request-email-template"/>
     <w:p>
       <w:pPr>
         <w:pStyle w:val="Heading2"/>
@@ -7295,8 +7504,8 @@
         </w:pict>
       </w:r>
     </w:p>
-    <w:bookmarkEnd w:id="50"/>
-    <w:bookmarkStart w:id="51" w:name="vendor-contact-directory"/>
+    <w:bookmarkEnd w:id="52"/>
+    <w:bookmarkStart w:id="53" w:name="vendor-contact-directory"/>
     <w:p>
       <w:pPr>
         <w:pStyle w:val="Heading2"/>
@@ -7839,8 +8048,8 @@
         </w:pict>
       </w:r>
     </w:p>
-    <w:bookmarkEnd w:id="51"/>
-    <w:bookmarkStart w:id="56" w:name="budget-summary"/>
+    <w:bookmarkEnd w:id="53"/>
+    <w:bookmarkStart w:id="58" w:name="budget-summary"/>
     <w:p>
       <w:pPr>
         <w:pStyle w:val="Heading2"/>
@@ -7849,7 +8058,7 @@
         <w:t xml:space="preserve">Budget Summary</w:t>
       </w:r>
     </w:p>
-    <w:bookmarkStart w:id="52" w:name="one-time-costs"/>
+    <w:bookmarkStart w:id="54" w:name="one-time-costs"/>
     <w:p>
       <w:pPr>
         <w:pStyle w:val="Heading3"/>
@@ -8072,8 +8281,8 @@
         </w:tc>
       </w:tr>
     </w:tbl>
-    <w:bookmarkEnd w:id="52"/>
-    <w:bookmarkStart w:id="53" w:name="X6e0fcb5b8fd60114d861472e0865d474601d510"/>
+    <w:bookmarkEnd w:id="54"/>
+    <w:bookmarkStart w:id="55" w:name="X6e0fcb5b8fd60114d861472e0865d474601d510"/>
     <w:p>
       <w:pPr>
         <w:pStyle w:val="Heading3"/>
@@ -8344,8 +8553,8 @@
         </w:tc>
       </w:tr>
     </w:tbl>
-    <w:bookmarkEnd w:id="53"/>
-    <w:bookmarkStart w:id="54" w:name="annual-costs"/>
+    <w:bookmarkEnd w:id="55"/>
+    <w:bookmarkStart w:id="56" w:name="annual-costs"/>
     <w:p>
       <w:pPr>
         <w:pStyle w:val="Heading3"/>
@@ -8520,8 +8729,8 @@
         </w:tc>
       </w:tr>
     </w:tbl>
-    <w:bookmarkEnd w:id="54"/>
-    <w:bookmarkStart w:id="55" w:name="runway-implications"/>
+    <w:bookmarkEnd w:id="56"/>
+    <w:bookmarkStart w:id="57" w:name="runway-implications"/>
     <w:p>
       <w:pPr>
         <w:pStyle w:val="Heading3"/>
@@ -8561,9 +8770,9 @@
         </w:pict>
       </w:r>
     </w:p>
-    <w:bookmarkEnd w:id="55"/>
-    <w:bookmarkEnd w:id="56"/>
-    <w:bookmarkStart w:id="57" w:name="status-update-log"/>
+    <w:bookmarkEnd w:id="57"/>
+    <w:bookmarkEnd w:id="58"/>
+    <w:bookmarkStart w:id="59" w:name="status-update-log"/>
     <w:p>
       <w:pPr>
         <w:pStyle w:val="Heading2"/>
@@ -8797,8 +9006,8 @@
         </w:pict>
       </w:r>
     </w:p>
-    <w:bookmarkEnd w:id="57"/>
-    <w:bookmarkStart w:id="58" w:name="open-questions-to-decide"/>
+    <w:bookmarkEnd w:id="59"/>
+    <w:bookmarkStart w:id="60" w:name="open-questions-to-decide"/>
     <w:p>
       <w:pPr>
         <w:pStyle w:val="Heading2"/>
@@ -8812,7 +9021,7 @@
         <w:pStyle w:val="Compact"/>
         <w:numPr>
           <w:ilvl w:val="0"/>
-          <w:numId w:val="1047"/>
+          <w:numId w:val="1048"/>
         </w:numPr>
       </w:pPr>
       <w:r>
@@ -8824,7 +9033,7 @@
         <w:pStyle w:val="Compact"/>
         <w:numPr>
           <w:ilvl w:val="0"/>
-          <w:numId w:val="1048"/>
+          <w:numId w:val="1049"/>
         </w:numPr>
       </w:pPr>
       <w:r>
@@ -8836,7 +9045,7 @@
         <w:pStyle w:val="Compact"/>
         <w:numPr>
           <w:ilvl w:val="0"/>
-          <w:numId w:val="1049"/>
+          <w:numId w:val="1050"/>
         </w:numPr>
       </w:pPr>
       <w:r>
@@ -8848,7 +9057,7 @@
         <w:pStyle w:val="Compact"/>
         <w:numPr>
           <w:ilvl w:val="0"/>
-          <w:numId w:val="1050"/>
+          <w:numId w:val="1051"/>
         </w:numPr>
       </w:pPr>
       <w:r>
@@ -8860,7 +9069,7 @@
         <w:pStyle w:val="Compact"/>
         <w:numPr>
           <w:ilvl w:val="0"/>
-          <w:numId w:val="1051"/>
+          <w:numId w:val="1052"/>
         </w:numPr>
       </w:pPr>
       <w:r>
@@ -8872,7 +9081,7 @@
         <w:pStyle w:val="Compact"/>
         <w:numPr>
           <w:ilvl w:val="0"/>
-          <w:numId w:val="1052"/>
+          <w:numId w:val="1053"/>
         </w:numPr>
       </w:pPr>
       <w:r>
@@ -8884,15 +9093,15 @@
         <w:pStyle w:val="Compact"/>
         <w:numPr>
           <w:ilvl w:val="0"/>
-          <w:numId w:val="1053"/>
+          <w:numId w:val="1054"/>
         </w:numPr>
       </w:pPr>
       <w:r>
         <w:t xml:space="preserve">Advisory pool size (0.5% or 1% total)?</w:t>
       </w:r>
     </w:p>
-    <w:bookmarkEnd w:id="58"/>
-    <w:bookmarkEnd w:id="59"/>
+    <w:bookmarkEnd w:id="60"/>
+    <w:bookmarkEnd w:id="61"/>
     <w:sectPr>
       <w:footnotePr>
         <w:numRestart w:val="eachSect"/>
@@ -9463,7 +9672,7 @@
     <w:abstractNumId w:val="991"/>
   </w:num>
   <w:num w:numId="1047">
-    <w:abstractNumId w:val="992"/>
+    <w:abstractNumId w:val="991"/>
   </w:num>
   <w:num w:numId="1048">
     <w:abstractNumId w:val="992"/>
@@ -9481,6 +9690,9 @@
     <w:abstractNumId w:val="992"/>
   </w:num>
   <w:num w:numId="1053">
+    <w:abstractNumId w:val="992"/>
+  </w:num>
+  <w:num w:numId="1054">
     <w:abstractNumId w:val="992"/>
   </w:num>
 </w:numbering>
